--- a/Heist/Hints.docx
+++ b/Heist/Hints.docx
@@ -42,6 +42,14 @@
         </w:rPr>
         <w:t>for: CRYPTEX</w:t>
       </w:r>
+      <w:r>
+        <w:rPr>
+          <w:rFonts w:ascii="Director" w:hAnsi="Director"/>
+          <w:sz w:val="36"/>
+          <w:szCs w:val="36"/>
+        </w:rPr>
+        <w:t xml:space="preserve"> PATH</w:t>
+      </w:r>
     </w:p>
     <w:p>
       <w:pPr>
@@ -114,6 +122,14 @@
         </w:rPr>
         <w:t>for: CRYPTEX</w:t>
       </w:r>
+      <w:r>
+        <w:rPr>
+          <w:rFonts w:ascii="Director" w:hAnsi="Director"/>
+          <w:sz w:val="36"/>
+          <w:szCs w:val="36"/>
+        </w:rPr>
+        <w:t xml:space="preserve"> CODE</w:t>
+      </w:r>
     </w:p>
     <w:p>
       <w:pPr>
@@ -186,6 +202,14 @@
         </w:rPr>
         <w:t>for: CRYPTEX</w:t>
       </w:r>
+      <w:r>
+        <w:rPr>
+          <w:rFonts w:ascii="Director" w:hAnsi="Director"/>
+          <w:sz w:val="36"/>
+          <w:szCs w:val="36"/>
+        </w:rPr>
+        <w:t xml:space="preserve"> CODE</w:t>
+      </w:r>
     </w:p>
     <w:p>
       <w:pPr>
@@ -258,6 +282,14 @@
         </w:rPr>
         <w:t>for: CRYPTEX</w:t>
       </w:r>
+      <w:r>
+        <w:rPr>
+          <w:rFonts w:ascii="Director" w:hAnsi="Director"/>
+          <w:sz w:val="36"/>
+          <w:szCs w:val="36"/>
+        </w:rPr>
+        <w:t xml:space="preserve"> CODE</w:t>
+      </w:r>
     </w:p>
     <w:p>
       <w:pPr>
@@ -400,15 +432,7 @@
           <w:sz w:val="36"/>
           <w:szCs w:val="36"/>
         </w:rPr>
-        <w:t xml:space="preserve">for: </w:t>
-      </w:r>
-      <w:r>
-        <w:rPr>
-          <w:rFonts w:ascii="Director" w:hAnsi="Director"/>
-          <w:sz w:val="36"/>
-          <w:szCs w:val="36"/>
-        </w:rPr>
-        <w:t>FACILITATOR’S KEY</w:t>
+        <w:t>for: FACILITATOR’S KEY</w:t>
       </w:r>
     </w:p>
     <w:p>
@@ -494,6 +518,74 @@
           <w:sz w:val="36"/>
           <w:szCs w:val="36"/>
         </w:rPr>
+        <w:t>for: CHOSEN ONE’S KEY</w:t>
+      </w:r>
+    </w:p>
+    <w:p>
+      <w:pPr>
+        <w:jc w:val="center"/>
+        <w:rPr>
+          <w:rFonts w:ascii="Inter" w:hAnsi="Inter"/>
+          <w:sz w:val="48"/>
+          <w:szCs w:val="48"/>
+        </w:rPr>
+      </w:pPr>
+      <w:r>
+        <w:rPr>
+          <w:rFonts w:ascii="Inter" w:hAnsi="Inter"/>
+          <w:sz w:val="48"/>
+          <w:szCs w:val="48"/>
+        </w:rPr>
+        <w:t>4</w:t>
+      </w:r>
+    </w:p>
+    <w:p>
+      <w:pPr>
+        <w:jc w:val="center"/>
+        <w:rPr>
+          <w:rFonts w:ascii="Director" w:hAnsi="Director"/>
+          <w:b/>
+          <w:bCs/>
+          <w:sz w:val="36"/>
+          <w:szCs w:val="36"/>
+        </w:rPr>
+      </w:pPr>
+    </w:p>
+    <w:p>
+      <w:pPr>
+        <w:jc w:val="center"/>
+        <w:rPr>
+          <w:rFonts w:ascii="Inter" w:hAnsi="Inter"/>
+          <w:sz w:val="48"/>
+          <w:szCs w:val="48"/>
+        </w:rPr>
+      </w:pPr>
+      <w:r>
+        <w:rPr>
+          <w:rFonts w:ascii="Director" w:hAnsi="Director"/>
+          <w:b/>
+          <w:bCs/>
+          <w:sz w:val="36"/>
+          <w:szCs w:val="36"/>
+        </w:rPr>
+        <w:t>** HINT **</w:t>
+      </w:r>
+    </w:p>
+    <w:p>
+      <w:pPr>
+        <w:jc w:val="center"/>
+        <w:rPr>
+          <w:rFonts w:ascii="Director" w:hAnsi="Director"/>
+          <w:sz w:val="36"/>
+          <w:szCs w:val="36"/>
+        </w:rPr>
+      </w:pPr>
+      <w:r>
+        <w:rPr>
+          <w:rFonts w:ascii="Director" w:hAnsi="Director"/>
+          <w:sz w:val="36"/>
+          <w:szCs w:val="36"/>
+        </w:rPr>
         <w:t xml:space="preserve">for: </w:t>
       </w:r>
       <w:r>
@@ -502,46 +594,58 @@
           <w:sz w:val="36"/>
           <w:szCs w:val="36"/>
         </w:rPr>
-        <w:t>CHOSEN ONE’S KEY</w:t>
-      </w:r>
-    </w:p>
-    <w:p>
-      <w:pPr>
-        <w:jc w:val="center"/>
-        <w:rPr>
-          <w:rFonts w:ascii="Inter" w:hAnsi="Inter"/>
-          <w:sz w:val="48"/>
-          <w:szCs w:val="48"/>
-        </w:rPr>
-      </w:pPr>
-      <w:r>
-        <w:rPr>
-          <w:rFonts w:ascii="Inter" w:hAnsi="Inter"/>
-          <w:sz w:val="48"/>
-          <w:szCs w:val="48"/>
-        </w:rPr>
-        <w:t>4</w:t>
-      </w:r>
-    </w:p>
-    <w:p>
-      <w:pPr>
-        <w:jc w:val="center"/>
-        <w:rPr>
-          <w:rFonts w:ascii="Director" w:hAnsi="Director"/>
-          <w:b/>
-          <w:bCs/>
-          <w:sz w:val="36"/>
-          <w:szCs w:val="36"/>
-        </w:rPr>
-      </w:pPr>
-    </w:p>
-    <w:p>
-      <w:pPr>
-        <w:jc w:val="center"/>
-        <w:rPr>
-          <w:rFonts w:ascii="Inter" w:hAnsi="Inter"/>
-          <w:sz w:val="48"/>
-          <w:szCs w:val="48"/>
+        <w:t>BOX</w:t>
+      </w:r>
+      <w:r>
+        <w:rPr>
+          <w:rFonts w:ascii="Director" w:hAnsi="Director"/>
+          <w:sz w:val="36"/>
+          <w:szCs w:val="36"/>
+        </w:rPr>
+        <w:t xml:space="preserve"> D</w:t>
+      </w:r>
+    </w:p>
+    <w:p>
+      <w:pPr>
+        <w:jc w:val="center"/>
+        <w:rPr>
+          <w:rFonts w:ascii="Inter" w:hAnsi="Inter"/>
+          <w:sz w:val="48"/>
+          <w:szCs w:val="48"/>
+        </w:rPr>
+      </w:pPr>
+      <w:r>
+        <w:rPr>
+          <w:rFonts w:ascii="Inter" w:hAnsi="Inter"/>
+          <w:sz w:val="48"/>
+          <w:szCs w:val="48"/>
+        </w:rPr>
+        <w:t>Monospace Green</w:t>
+      </w:r>
+    </w:p>
+    <w:p>
+      <w:pPr>
+        <w:spacing w:after="0" w:line="240" w:lineRule="auto"/>
+        <w:jc w:val="center"/>
+        <w:rPr>
+          <w:rFonts w:ascii="Director" w:hAnsi="Director"/>
+          <w:b/>
+          <w:bCs/>
+          <w:sz w:val="36"/>
+          <w:szCs w:val="36"/>
+        </w:rPr>
+      </w:pPr>
+    </w:p>
+    <w:p>
+      <w:pPr>
+        <w:spacing w:after="0" w:line="240" w:lineRule="auto"/>
+        <w:jc w:val="center"/>
+        <w:rPr>
+          <w:rFonts w:ascii="Director" w:hAnsi="Director"/>
+          <w:b/>
+          <w:bCs/>
+          <w:sz w:val="36"/>
+          <w:szCs w:val="36"/>
         </w:rPr>
       </w:pPr>
       <w:r>
@@ -604,7 +708,7 @@
           <w:sz w:val="48"/>
           <w:szCs w:val="48"/>
         </w:rPr>
-        <w:t>Monospace Green</w:t>
+        <w:t>Presentation</w:t>
       </w:r>
     </w:p>
     <w:p>
@@ -692,7 +796,7 @@
           <w:sz w:val="48"/>
           <w:szCs w:val="48"/>
         </w:rPr>
-        <w:t>Presentation</w:t>
+        <w:t>Number Wall</w:t>
       </w:r>
     </w:p>
     <w:p>
@@ -780,13 +884,12 @@
           <w:sz w:val="48"/>
           <w:szCs w:val="48"/>
         </w:rPr>
-        <w:t>Number Wall</w:t>
-      </w:r>
-    </w:p>
-    <w:p>
-      <w:pPr>
-        <w:spacing w:after="0" w:line="240" w:lineRule="auto"/>
-        <w:jc w:val="center"/>
+        <w:t>Instructions</w:t>
+      </w:r>
+    </w:p>
+    <w:p>
+      <w:pPr>
+        <w:spacing w:after="0" w:line="240" w:lineRule="auto"/>
         <w:rPr>
           <w:rFonts w:ascii="Director" w:hAnsi="Director"/>
           <w:b/>
@@ -850,138 +953,72 @@
           <w:sz w:val="36"/>
           <w:szCs w:val="36"/>
         </w:rPr>
-        <w:t xml:space="preserve"> D</w:t>
-      </w:r>
-    </w:p>
-    <w:p>
-      <w:pPr>
-        <w:jc w:val="center"/>
-        <w:rPr>
-          <w:rFonts w:ascii="Inter" w:hAnsi="Inter"/>
-          <w:sz w:val="48"/>
-          <w:szCs w:val="48"/>
-        </w:rPr>
-      </w:pPr>
-      <w:r>
-        <w:rPr>
-          <w:rFonts w:ascii="Inter" w:hAnsi="Inter"/>
-          <w:sz w:val="48"/>
-          <w:szCs w:val="48"/>
-        </w:rPr>
-        <w:t>Instructions</w:t>
-      </w:r>
-    </w:p>
-    <w:p>
-      <w:pPr>
-        <w:spacing w:after="0" w:line="240" w:lineRule="auto"/>
-        <w:jc w:val="center"/>
-        <w:rPr>
-          <w:rFonts w:ascii="Director" w:hAnsi="Director"/>
-          <w:b/>
-          <w:bCs/>
-          <w:sz w:val="36"/>
-          <w:szCs w:val="36"/>
-        </w:rPr>
-      </w:pPr>
-    </w:p>
-    <w:p>
-      <w:pPr>
-        <w:spacing w:after="0" w:line="240" w:lineRule="auto"/>
-        <w:jc w:val="center"/>
-        <w:rPr>
-          <w:rFonts w:ascii="Director" w:hAnsi="Director"/>
-          <w:b/>
-          <w:bCs/>
-          <w:sz w:val="36"/>
-          <w:szCs w:val="36"/>
-        </w:rPr>
-      </w:pPr>
-      <w:r>
-        <w:rPr>
-          <w:rFonts w:ascii="Director" w:hAnsi="Director"/>
-          <w:b/>
-          <w:bCs/>
-          <w:sz w:val="36"/>
-          <w:szCs w:val="36"/>
-        </w:rPr>
-        <w:t>** HINT **</w:t>
-      </w:r>
-    </w:p>
-    <w:p>
-      <w:pPr>
-        <w:jc w:val="center"/>
-        <w:rPr>
-          <w:rFonts w:ascii="Director" w:hAnsi="Director"/>
-          <w:sz w:val="36"/>
-          <w:szCs w:val="36"/>
-        </w:rPr>
-      </w:pPr>
-      <w:r>
-        <w:rPr>
-          <w:rFonts w:ascii="Director" w:hAnsi="Director"/>
-          <w:sz w:val="36"/>
-          <w:szCs w:val="36"/>
-        </w:rPr>
-        <w:t xml:space="preserve">for: </w:t>
-      </w:r>
-      <w:r>
-        <w:rPr>
-          <w:rFonts w:ascii="Director" w:hAnsi="Director"/>
-          <w:sz w:val="36"/>
-          <w:szCs w:val="36"/>
-        </w:rPr>
-        <w:t>BOX</w:t>
-      </w:r>
-      <w:r>
-        <w:rPr>
-          <w:rFonts w:ascii="Director" w:hAnsi="Director"/>
-          <w:sz w:val="36"/>
-          <w:szCs w:val="36"/>
-        </w:rPr>
-        <w:t xml:space="preserve"> D</w:t>
-      </w:r>
-    </w:p>
-    <w:p>
-      <w:pPr>
-        <w:jc w:val="center"/>
-        <w:rPr>
-          <w:rFonts w:ascii="Inter" w:hAnsi="Inter"/>
-          <w:sz w:val="48"/>
-          <w:szCs w:val="48"/>
-        </w:rPr>
-      </w:pPr>
-      <w:r>
-        <w:rPr>
-          <w:rFonts w:ascii="Inter" w:hAnsi="Inter"/>
-          <w:sz w:val="48"/>
-          <w:szCs w:val="48"/>
-        </w:rPr>
-        <w:t>Platformer Time</w:t>
-      </w:r>
-    </w:p>
-    <w:p>
-      <w:pPr>
-        <w:spacing w:after="0" w:line="240" w:lineRule="auto"/>
-        <w:jc w:val="center"/>
-        <w:rPr>
-          <w:rFonts w:ascii="Director" w:hAnsi="Director"/>
-          <w:b/>
-          <w:bCs/>
-          <w:sz w:val="36"/>
-          <w:szCs w:val="36"/>
-        </w:rPr>
-      </w:pPr>
-    </w:p>
-    <w:p>
-      <w:pPr>
-        <w:spacing w:after="0" w:line="240" w:lineRule="auto"/>
-        <w:jc w:val="center"/>
-        <w:rPr>
-          <w:rFonts w:ascii="Director" w:hAnsi="Director"/>
-          <w:b/>
-          <w:bCs/>
-          <w:sz w:val="36"/>
-          <w:szCs w:val="36"/>
+        <w:t xml:space="preserve"> C</w:t>
+      </w:r>
+    </w:p>
+    <w:p>
+      <w:pPr>
+        <w:jc w:val="center"/>
+        <w:rPr>
+          <w:rFonts w:ascii="Inter" w:hAnsi="Inter"/>
+          <w:sz w:val="48"/>
+          <w:szCs w:val="48"/>
+        </w:rPr>
+      </w:pPr>
+      <w:r>
+        <w:rPr>
+          <w:rFonts w:ascii="Inter" w:hAnsi="Inter"/>
+          <w:sz w:val="48"/>
+          <w:szCs w:val="48"/>
+        </w:rPr>
+        <w:t xml:space="preserve">1,2,3,4,5,6,7,8 … </w:t>
+      </w:r>
+      <w:proofErr w:type="gramStart"/>
+      <w:r>
+        <w:rPr>
+          <w:rFonts w:ascii="Inter" w:hAnsi="Inter"/>
+          <w:sz w:val="48"/>
+          <w:szCs w:val="48"/>
+        </w:rPr>
+        <w:t>_,_</w:t>
+      </w:r>
+      <w:proofErr w:type="gramEnd"/>
+      <w:r>
+        <w:rPr>
+          <w:rFonts w:ascii="Inter" w:hAnsi="Inter"/>
+          <w:sz w:val="48"/>
+          <w:szCs w:val="48"/>
+        </w:rPr>
+        <w:t>,</w:t>
+      </w:r>
+      <w:proofErr w:type="gramStart"/>
+      <w:r>
+        <w:rPr>
+          <w:rFonts w:ascii="Inter" w:hAnsi="Inter"/>
+          <w:sz w:val="48"/>
+          <w:szCs w:val="48"/>
+        </w:rPr>
+        <w:t>_,_</w:t>
+      </w:r>
+      <w:proofErr w:type="gramEnd"/>
+    </w:p>
+    <w:p>
+      <w:pPr>
+        <w:jc w:val="center"/>
+        <w:rPr>
+          <w:rFonts w:ascii="Director" w:hAnsi="Director"/>
+          <w:sz w:val="36"/>
+          <w:szCs w:val="36"/>
+        </w:rPr>
+      </w:pPr>
+    </w:p>
+    <w:p>
+      <w:pPr>
+        <w:jc w:val="center"/>
+        <w:rPr>
+          <w:rFonts w:ascii="Inter" w:hAnsi="Inter"/>
+          <w:sz w:val="48"/>
+          <w:szCs w:val="48"/>
         </w:rPr>
       </w:pPr>
       <w:r>
@@ -1027,44 +1064,50 @@
           <w:sz w:val="36"/>
           <w:szCs w:val="36"/>
         </w:rPr>
-        <w:t xml:space="preserve"> C</w:t>
-      </w:r>
-    </w:p>
-    <w:p>
-      <w:pPr>
-        <w:jc w:val="center"/>
-        <w:rPr>
-          <w:rFonts w:ascii="Inter" w:hAnsi="Inter"/>
-          <w:sz w:val="48"/>
-          <w:szCs w:val="48"/>
-        </w:rPr>
-      </w:pPr>
-      <w:r>
-        <w:rPr>
-          <w:rFonts w:ascii="Inter" w:hAnsi="Inter"/>
-          <w:sz w:val="48"/>
-          <w:szCs w:val="48"/>
-        </w:rPr>
-        <w:t>Scale Intervals for 4 Notes</w:t>
-      </w:r>
-    </w:p>
-    <w:p>
-      <w:pPr>
-        <w:jc w:val="center"/>
-        <w:rPr>
-          <w:rFonts w:ascii="Director" w:hAnsi="Director"/>
-          <w:sz w:val="36"/>
-          <w:szCs w:val="36"/>
-        </w:rPr>
-      </w:pPr>
-    </w:p>
-    <w:p>
-      <w:pPr>
-        <w:jc w:val="center"/>
-        <w:rPr>
-          <w:rFonts w:ascii="Inter" w:hAnsi="Inter"/>
-          <w:sz w:val="48"/>
-          <w:szCs w:val="48"/>
+        <w:t xml:space="preserve"> B</w:t>
+      </w:r>
+    </w:p>
+    <w:p>
+      <w:pPr>
+        <w:jc w:val="center"/>
+        <w:rPr>
+          <w:rFonts w:ascii="Inter" w:hAnsi="Inter"/>
+          <w:sz w:val="48"/>
+          <w:szCs w:val="48"/>
+        </w:rPr>
+      </w:pPr>
+      <w:r>
+        <w:rPr>
+          <w:rFonts w:ascii="Inter" w:hAnsi="Inter"/>
+          <w:sz w:val="48"/>
+          <w:szCs w:val="48"/>
+        </w:rPr>
+        <w:t>Animal</w:t>
+      </w:r>
+    </w:p>
+    <w:p>
+      <w:pPr>
+        <w:spacing w:after="0" w:line="240" w:lineRule="auto"/>
+        <w:jc w:val="center"/>
+        <w:rPr>
+          <w:rFonts w:ascii="Director" w:hAnsi="Director"/>
+          <w:b/>
+          <w:bCs/>
+          <w:sz w:val="36"/>
+          <w:szCs w:val="36"/>
+        </w:rPr>
+      </w:pPr>
+    </w:p>
+    <w:p>
+      <w:pPr>
+        <w:spacing w:after="0" w:line="240" w:lineRule="auto"/>
+        <w:jc w:val="center"/>
+        <w:rPr>
+          <w:rFonts w:ascii="Director" w:hAnsi="Director"/>
+          <w:b/>
+          <w:bCs/>
+          <w:sz w:val="36"/>
+          <w:szCs w:val="36"/>
         </w:rPr>
       </w:pPr>
       <w:r>
@@ -1127,7 +1170,7 @@
           <w:sz w:val="48"/>
           <w:szCs w:val="48"/>
         </w:rPr>
-        <w:t>Animal</w:t>
+        <w:t>Squares</w:t>
       </w:r>
     </w:p>
     <w:p>
@@ -1202,20 +1245,23 @@
     </w:p>
     <w:p>
       <w:pPr>
-        <w:jc w:val="center"/>
-        <w:rPr>
-          <w:rFonts w:ascii="Inter" w:hAnsi="Inter"/>
-          <w:sz w:val="48"/>
-          <w:szCs w:val="48"/>
-        </w:rPr>
-      </w:pPr>
-      <w:r>
-        <w:rPr>
-          <w:rFonts w:ascii="Inter" w:hAnsi="Inter"/>
-          <w:sz w:val="48"/>
-          <w:szCs w:val="48"/>
-        </w:rPr>
-        <w:t>Squares</w:t>
+        <w:spacing w:after="0" w:line="240" w:lineRule="auto"/>
+        <w:jc w:val="center"/>
+        <w:rPr>
+          <w:rFonts w:ascii="Director" w:hAnsi="Director"/>
+          <w:b/>
+          <w:bCs/>
+          <w:sz w:val="36"/>
+          <w:szCs w:val="36"/>
+        </w:rPr>
+      </w:pPr>
+      <w:r>
+        <w:rPr>
+          <w:rFonts w:ascii="Inter" w:hAnsi="Inter"/>
+          <w:sz w:val="48"/>
+          <w:szCs w:val="48"/>
+        </w:rPr>
+        <w:t>Music</w:t>
       </w:r>
     </w:p>
     <w:p>
@@ -1277,33 +1323,225 @@
           <w:sz w:val="36"/>
           <w:szCs w:val="36"/>
         </w:rPr>
-        <w:t>BOX</w:t>
-      </w:r>
-      <w:r>
-        <w:rPr>
-          <w:rFonts w:ascii="Director" w:hAnsi="Director"/>
-          <w:sz w:val="36"/>
-          <w:szCs w:val="36"/>
-        </w:rPr>
-        <w:t xml:space="preserve"> B</w:t>
-      </w:r>
-    </w:p>
-    <w:p>
-      <w:pPr>
-        <w:jc w:val="center"/>
-        <w:rPr>
-          <w:rFonts w:ascii="Inter" w:hAnsi="Inter"/>
-          <w:sz w:val="48"/>
-          <w:szCs w:val="48"/>
-        </w:rPr>
-      </w:pPr>
-      <w:r>
-        <w:rPr>
-          <w:rFonts w:ascii="Inter" w:hAnsi="Inter"/>
-          <w:sz w:val="48"/>
-          <w:szCs w:val="48"/>
-        </w:rPr>
-        <w:t>Music</w:t>
+        <w:t>BOX B</w:t>
+      </w:r>
+    </w:p>
+    <w:p>
+      <w:pPr>
+        <w:jc w:val="center"/>
+        <w:rPr>
+          <w:rFonts w:ascii="Inter" w:hAnsi="Inter"/>
+          <w:sz w:val="48"/>
+          <w:szCs w:val="48"/>
+        </w:rPr>
+      </w:pPr>
+      <w:r>
+        <w:rPr>
+          <w:rFonts w:ascii="Inter" w:hAnsi="Inter"/>
+          <w:sz w:val="48"/>
+          <w:szCs w:val="48"/>
+        </w:rPr>
+        <w:t>Fire Code</w:t>
+      </w:r>
+    </w:p>
+    <w:p>
+      <w:pPr>
+        <w:spacing w:after="0" w:line="240" w:lineRule="auto"/>
+        <w:jc w:val="center"/>
+        <w:rPr>
+          <w:rFonts w:ascii="Director" w:hAnsi="Director"/>
+          <w:b/>
+          <w:bCs/>
+          <w:sz w:val="36"/>
+          <w:szCs w:val="36"/>
+        </w:rPr>
+      </w:pPr>
+    </w:p>
+    <w:p>
+      <w:pPr>
+        <w:spacing w:after="0" w:line="240" w:lineRule="auto"/>
+        <w:jc w:val="center"/>
+        <w:rPr>
+          <w:rFonts w:ascii="Director" w:hAnsi="Director"/>
+          <w:b/>
+          <w:bCs/>
+          <w:sz w:val="36"/>
+          <w:szCs w:val="36"/>
+        </w:rPr>
+      </w:pPr>
+      <w:r>
+        <w:rPr>
+          <w:rFonts w:ascii="Director" w:hAnsi="Director"/>
+          <w:b/>
+          <w:bCs/>
+          <w:sz w:val="36"/>
+          <w:szCs w:val="36"/>
+        </w:rPr>
+        <w:t>** HINT **</w:t>
+      </w:r>
+    </w:p>
+    <w:p>
+      <w:pPr>
+        <w:jc w:val="center"/>
+        <w:rPr>
+          <w:rFonts w:ascii="Director" w:hAnsi="Director"/>
+          <w:sz w:val="36"/>
+          <w:szCs w:val="36"/>
+        </w:rPr>
+      </w:pPr>
+      <w:r>
+        <w:rPr>
+          <w:rFonts w:ascii="Director" w:hAnsi="Director"/>
+          <w:sz w:val="36"/>
+          <w:szCs w:val="36"/>
+        </w:rPr>
+        <w:t xml:space="preserve">for: </w:t>
+      </w:r>
+      <w:r>
+        <w:rPr>
+          <w:rFonts w:ascii="Director" w:hAnsi="Director"/>
+          <w:sz w:val="36"/>
+          <w:szCs w:val="36"/>
+        </w:rPr>
+        <w:t>CRYPTEX</w:t>
+      </w:r>
+      <w:r>
+        <w:rPr>
+          <w:rFonts w:ascii="Director" w:hAnsi="Director"/>
+          <w:sz w:val="36"/>
+          <w:szCs w:val="36"/>
+        </w:rPr>
+        <w:t xml:space="preserve"> PATH</w:t>
+      </w:r>
+    </w:p>
+    <w:p>
+      <w:pPr>
+        <w:jc w:val="center"/>
+        <w:rPr>
+          <w:rFonts w:ascii="Inter" w:hAnsi="Inter"/>
+          <w:sz w:val="48"/>
+          <w:szCs w:val="48"/>
+        </w:rPr>
+      </w:pPr>
+      <w:r>
+        <w:rPr>
+          <w:rFonts w:ascii="Inter" w:hAnsi="Inter"/>
+          <w:sz w:val="48"/>
+          <w:szCs w:val="48"/>
+        </w:rPr>
+        <w:t>#34</w:t>
+      </w:r>
+      <w:r>
+        <w:rPr>
+          <w:rFonts w:ascii="Inter" w:hAnsi="Inter"/>
+          <w:sz w:val="48"/>
+          <w:szCs w:val="48"/>
+        </w:rPr>
+        <w:t>AADE</w:t>
+      </w:r>
+    </w:p>
+    <w:p>
+      <w:pPr>
+        <w:spacing w:after="0" w:line="240" w:lineRule="auto"/>
+        <w:jc w:val="center"/>
+        <w:rPr>
+          <w:rFonts w:ascii="Director" w:hAnsi="Director"/>
+          <w:b/>
+          <w:bCs/>
+          <w:sz w:val="36"/>
+          <w:szCs w:val="36"/>
+        </w:rPr>
+      </w:pPr>
+    </w:p>
+    <w:p>
+      <w:pPr>
+        <w:spacing w:after="0" w:line="240" w:lineRule="auto"/>
+        <w:jc w:val="center"/>
+        <w:rPr>
+          <w:rFonts w:ascii="Director" w:hAnsi="Director"/>
+          <w:b/>
+          <w:bCs/>
+          <w:sz w:val="36"/>
+          <w:szCs w:val="36"/>
+        </w:rPr>
+      </w:pPr>
+      <w:r>
+        <w:rPr>
+          <w:rFonts w:ascii="Director" w:hAnsi="Director"/>
+          <w:b/>
+          <w:bCs/>
+          <w:sz w:val="36"/>
+          <w:szCs w:val="36"/>
+        </w:rPr>
+        <w:t>** HINT **</w:t>
+      </w:r>
+    </w:p>
+    <w:p>
+      <w:pPr>
+        <w:jc w:val="center"/>
+        <w:rPr>
+          <w:rFonts w:ascii="Director" w:hAnsi="Director"/>
+          <w:sz w:val="36"/>
+          <w:szCs w:val="36"/>
+        </w:rPr>
+      </w:pPr>
+      <w:r>
+        <w:rPr>
+          <w:rFonts w:ascii="Director" w:hAnsi="Director"/>
+          <w:sz w:val="36"/>
+          <w:szCs w:val="36"/>
+        </w:rPr>
+        <w:t xml:space="preserve">for: </w:t>
+      </w:r>
+      <w:r>
+        <w:rPr>
+          <w:rFonts w:ascii="Director" w:hAnsi="Director"/>
+          <w:sz w:val="36"/>
+          <w:szCs w:val="36"/>
+        </w:rPr>
+        <w:t>CRYPTEX PATH</w:t>
+      </w:r>
+    </w:p>
+    <w:p>
+      <w:pPr>
+        <w:jc w:val="center"/>
+        <w:rPr>
+          <w:rFonts w:ascii="Inter" w:hAnsi="Inter"/>
+          <w:sz w:val="48"/>
+          <w:szCs w:val="48"/>
+        </w:rPr>
+      </w:pPr>
+      <w:r>
+        <w:rPr>
+          <w:rFonts w:ascii="Inter" w:hAnsi="Inter"/>
+          <w:sz w:val="48"/>
+          <w:szCs w:val="48"/>
+        </w:rPr>
+        <w:t>0, 154, 85</w:t>
+      </w:r>
+    </w:p>
+    <w:p>
+      <w:pPr>
+        <w:jc w:val="center"/>
+        <w:rPr>
+          <w:rFonts w:ascii="Inter" w:hAnsi="Inter"/>
+          <w:sz w:val="24"/>
+          <w:szCs w:val="24"/>
+        </w:rPr>
+      </w:pPr>
+    </w:p>
+    <w:p>
+      <w:pPr>
+        <w:jc w:val="center"/>
+        <w:rPr>
+          <w:rFonts w:ascii="Inter" w:hAnsi="Inter"/>
+        </w:rPr>
+      </w:pPr>
+      <w:r>
+        <w:rPr>
+          <w:rFonts w:ascii="Inter" w:hAnsi="Inter"/>
+        </w:rPr>
+        <w:t>water bottle                                                                                                   sharpie</w:t>
       </w:r>
     </w:p>
     <w:sectPr>
